--- a/public/docs/Plantilla-Resumen.docx
+++ b/public/docs/Plantilla-Resumen.docx
@@ -17,7 +17,7 @@
           <w:b/>
           <w:bCs/>
         </w:rPr>
-        <w:t>Título del resumen</w:t>
+        <w:t xml:space="preserve">PRODUCCION </w:t>
       </w:r>
       <w:r>
         <w:rPr>
@@ -25,7 +25,7 @@
           <w:b/>
           <w:bCs/>
         </w:rPr>
-        <w:t>…</w:t>
+        <w:t>DIGITAL</w:t>
       </w:r>
       <w:r>
         <w:rPr>
@@ -33,72 +33,66 @@
           <w:b/>
           <w:bCs/>
         </w:rPr>
-        <w:t xml:space="preserve"> Sed </w:t>
-      </w:r>
-      <w:proofErr w:type="spellStart"/>
+        <w:t xml:space="preserve"> </w:t>
+      </w:r>
       <w:r>
         <w:rPr>
           <w:rFonts w:ascii="Calibri" w:hAnsi="Calibri" w:cs="Calibri"/>
           <w:b/>
           <w:bCs/>
         </w:rPr>
-        <w:t>convallis</w:t>
-      </w:r>
-      <w:proofErr w:type="spellEnd"/>
+        <w:t>(EN LA ACTULIDAD</w:t>
+      </w:r>
       <w:r>
         <w:rPr>
           <w:rFonts w:ascii="Calibri" w:hAnsi="Calibri" w:cs="Calibri"/>
           <w:b/>
           <w:bCs/>
         </w:rPr>
-        <w:t xml:space="preserve">, </w:t>
-      </w:r>
-      <w:proofErr w:type="spellStart"/>
+        <w:t xml:space="preserve"> </w:t>
+      </w:r>
       <w:r>
         <w:rPr>
           <w:rFonts w:ascii="Calibri" w:hAnsi="Calibri" w:cs="Calibri"/>
           <w:b/>
           <w:bCs/>
         </w:rPr>
-        <w:t>nulla</w:t>
-      </w:r>
-      <w:proofErr w:type="spellEnd"/>
+        <w:t>–</w:t>
+      </w:r>
       <w:r>
         <w:rPr>
           <w:rFonts w:ascii="Calibri" w:hAnsi="Calibri" w:cs="Calibri"/>
           <w:b/>
           <w:bCs/>
         </w:rPr>
-        <w:t xml:space="preserve"> at </w:t>
-      </w:r>
-      <w:proofErr w:type="spellStart"/>
+        <w:t xml:space="preserve"> </w:t>
+      </w:r>
       <w:r>
         <w:rPr>
           <w:rFonts w:ascii="Calibri" w:hAnsi="Calibri" w:cs="Calibri"/>
           <w:b/>
           <w:bCs/>
         </w:rPr>
-        <w:t>arcu</w:t>
-      </w:r>
-      <w:proofErr w:type="spellEnd"/>
+        <w:t xml:space="preserve">desarrollo </w:t>
+      </w:r>
+      <w:proofErr w:type="gramStart"/>
       <w:r>
         <w:rPr>
           <w:rFonts w:ascii="Calibri" w:hAnsi="Calibri" w:cs="Calibri"/>
           <w:b/>
           <w:bCs/>
         </w:rPr>
-        <w:t xml:space="preserve">, at </w:t>
-      </w:r>
-      <w:proofErr w:type="spellStart"/>
+        <w:t xml:space="preserve">futuro </w:t>
+      </w:r>
       <w:r>
         <w:rPr>
           <w:rFonts w:ascii="Calibri" w:hAnsi="Calibri" w:cs="Calibri"/>
           <w:b/>
           <w:bCs/>
         </w:rPr>
-        <w:t>bibendum</w:t>
-      </w:r>
-      <w:proofErr w:type="spellEnd"/>
+        <w:t>)</w:t>
+      </w:r>
+      <w:proofErr w:type="gramEnd"/>
       <w:r>
         <w:rPr>
           <w:rFonts w:ascii="Calibri" w:hAnsi="Calibri" w:cs="Calibri"/>
@@ -107,88 +101,14 @@
         </w:rPr>
         <w:t xml:space="preserve"> </w:t>
       </w:r>
-      <w:proofErr w:type="spellStart"/>
       <w:r>
         <w:rPr>
           <w:rFonts w:ascii="Calibri" w:hAnsi="Calibri" w:cs="Calibri"/>
           <w:b/>
           <w:bCs/>
         </w:rPr>
-        <w:t>nibh</w:t>
-      </w:r>
-      <w:proofErr w:type="spellEnd"/>
-      <w:r>
-        <w:rPr>
-          <w:rFonts w:ascii="Calibri" w:hAnsi="Calibri" w:cs="Calibri"/>
-          <w:b/>
-          <w:bCs/>
-        </w:rPr>
-        <w:t xml:space="preserve"> </w:t>
-      </w:r>
-      <w:proofErr w:type="spellStart"/>
-      <w:r>
-        <w:rPr>
-          <w:rFonts w:ascii="Calibri" w:hAnsi="Calibri" w:cs="Calibri"/>
-          <w:b/>
-          <w:bCs/>
-        </w:rPr>
-        <w:t>lacus</w:t>
-      </w:r>
-      <w:proofErr w:type="spellEnd"/>
-      <w:r>
-        <w:rPr>
-          <w:rFonts w:ascii="Calibri" w:hAnsi="Calibri" w:cs="Calibri"/>
-          <w:b/>
-          <w:bCs/>
-        </w:rPr>
-        <w:t xml:space="preserve"> </w:t>
-      </w:r>
-      <w:proofErr w:type="spellStart"/>
-      <w:r>
-        <w:rPr>
-          <w:rFonts w:ascii="Calibri" w:hAnsi="Calibri" w:cs="Calibri"/>
-          <w:b/>
-          <w:bCs/>
-        </w:rPr>
-        <w:t>vel</w:t>
-      </w:r>
-      <w:proofErr w:type="spellEnd"/>
-      <w:r>
-        <w:rPr>
-          <w:rFonts w:ascii="Calibri" w:hAnsi="Calibri" w:cs="Calibri"/>
-          <w:b/>
-          <w:bCs/>
-        </w:rPr>
-        <w:t xml:space="preserve"> </w:t>
-      </w:r>
-      <w:proofErr w:type="spellStart"/>
-      <w:proofErr w:type="gramStart"/>
-      <w:r>
-        <w:rPr>
-          <w:rFonts w:ascii="Calibri" w:hAnsi="Calibri" w:cs="Calibri"/>
-          <w:b/>
-          <w:bCs/>
-        </w:rPr>
-        <w:t>lorem</w:t>
-      </w:r>
-      <w:proofErr w:type="spellEnd"/>
-      <w:r>
-        <w:rPr>
-          <w:rFonts w:ascii="Calibri" w:hAnsi="Calibri" w:cs="Calibri"/>
-          <w:b/>
-          <w:bCs/>
-        </w:rPr>
-        <w:t xml:space="preserve"> </w:t>
-      </w:r>
-      <w:r>
-        <w:rPr>
-          <w:rFonts w:ascii="Calibri" w:hAnsi="Calibri" w:cs="Calibri"/>
-          <w:b/>
-          <w:bCs/>
-        </w:rPr>
         <w:t>.</w:t>
       </w:r>
-      <w:proofErr w:type="gramEnd"/>
     </w:p>
     <w:p>
       <w:pPr>
@@ -1992,7 +1912,7 @@
       <w:footerReference w:type="default" r:id="rId10"/>
       <w:headerReference w:type="first" r:id="rId11"/>
       <w:pgSz w:w="11906" w:h="16838"/>
-      <w:pgMar w:top="1417" w:right="1701" w:bottom="1417" w:left="1701" w:header="1984" w:footer="708" w:gutter="0"/>
+      <w:pgMar w:top="1417" w:right="1701" w:bottom="1417" w:left="1701" w:header="1984" w:footer="0" w:gutter="0"/>
       <w:cols w:space="708"/>
       <w:docGrid w:linePitch="360"/>
     </w:sectPr>
@@ -2036,18 +1956,18 @@
         <w:noProof/>
       </w:rPr>
       <w:drawing>
-        <wp:anchor distT="0" distB="0" distL="114300" distR="114300" simplePos="0" relativeHeight="251665408" behindDoc="0" locked="0" layoutInCell="1" allowOverlap="1" wp14:anchorId="13C80FA4" wp14:editId="10227232">
+        <wp:anchor distT="0" distB="0" distL="114300" distR="114300" simplePos="0" relativeHeight="251661312" behindDoc="0" locked="0" layoutInCell="1" allowOverlap="1" wp14:anchorId="18E83ED3" wp14:editId="55475894">
           <wp:simplePos x="0" y="0"/>
-          <wp:positionH relativeFrom="margin">
-            <wp:posOffset>-1090930</wp:posOffset>
+          <wp:positionH relativeFrom="page">
+            <wp:align>left</wp:align>
           </wp:positionH>
           <wp:positionV relativeFrom="paragraph">
-            <wp:posOffset>211455</wp:posOffset>
+            <wp:posOffset>-659765</wp:posOffset>
           </wp:positionV>
-          <wp:extent cx="7581900" cy="459105"/>
+          <wp:extent cx="7552055" cy="998220"/>
           <wp:effectExtent l="0" t="0" r="0" b="0"/>
           <wp:wrapSquare wrapText="bothSides"/>
-          <wp:docPr id="1136138516" name="Imagen 2" descr="Interfaz de usuario gráfica&#10;&#10;El contenido generado por IA puede ser incorrecto."/>
+          <wp:docPr id="1566864942" name="Imagen 2"/>
           <wp:cNvGraphicFramePr>
             <a:graphicFrameLocks xmlns:a="http://schemas.openxmlformats.org/drawingml/2006/main" noChangeAspect="1"/>
           </wp:cNvGraphicFramePr>
@@ -2055,12 +1975,12 @@
             <a:graphicData uri="http://schemas.openxmlformats.org/drawingml/2006/picture">
               <pic:pic xmlns:pic="http://schemas.openxmlformats.org/drawingml/2006/picture">
                 <pic:nvPicPr>
-                  <pic:cNvPr id="1136138516" name="Imagen 2" descr="Interfaz de usuario gráfica&#10;&#10;El contenido generado por IA puede ser incorrecto."/>
+                  <pic:cNvPr id="0" name="Picture 3"/>
                   <pic:cNvPicPr>
                     <a:picLocks noChangeAspect="1" noChangeArrowheads="1"/>
                   </pic:cNvPicPr>
                 </pic:nvPicPr>
-                <pic:blipFill rotWithShape="1">
+                <pic:blipFill>
                   <a:blip r:embed="rId1">
                     <a:extLst>
                       <a:ext uri="{28A0092B-C50C-407E-A947-70E740481C1C}">
@@ -2068,7 +1988,7 @@
                       </a:ext>
                     </a:extLst>
                   </a:blip>
-                  <a:srcRect t="79227"/>
+                  <a:srcRect/>
                   <a:stretch>
                     <a:fillRect/>
                   </a:stretch>
@@ -2076,7 +1996,7 @@
                 <pic:spPr bwMode="auto">
                   <a:xfrm>
                     <a:off x="0" y="0"/>
-                    <a:ext cx="7581900" cy="459105"/>
+                    <a:ext cx="7552055" cy="998220"/>
                   </a:xfrm>
                   <a:prstGeom prst="rect">
                     <a:avLst/>
@@ -2085,11 +2005,6 @@
                   <a:ln>
                     <a:noFill/>
                   </a:ln>
-                  <a:extLst>
-                    <a:ext uri="{53640926-AAD7-44D8-BBD7-CCE9431645EC}">
-                      <a14:shadowObscured xmlns:a14="http://schemas.microsoft.com/office/drawing/2010/main"/>
-                    </a:ext>
-                  </a:extLst>
                 </pic:spPr>
               </pic:pic>
             </a:graphicData>
@@ -2183,18 +2098,18 @@
         <w:noProof/>
       </w:rPr>
       <w:drawing>
-        <wp:anchor distT="0" distB="0" distL="114300" distR="114300" simplePos="0" relativeHeight="251664384" behindDoc="0" locked="0" layoutInCell="1" allowOverlap="1" wp14:anchorId="056E9D49" wp14:editId="7B174907">
+        <wp:anchor distT="0" distB="0" distL="114300" distR="114300" simplePos="0" relativeHeight="251660288" behindDoc="0" locked="0" layoutInCell="1" allowOverlap="1" wp14:anchorId="4AC9FC06" wp14:editId="63E11F01">
           <wp:simplePos x="0" y="0"/>
-          <wp:positionH relativeFrom="page">
-            <wp:align>left</wp:align>
+          <wp:positionH relativeFrom="column">
+            <wp:posOffset>-1064895</wp:posOffset>
           </wp:positionH>
           <wp:positionV relativeFrom="paragraph">
-            <wp:posOffset>-1297940</wp:posOffset>
+            <wp:posOffset>-1259840</wp:posOffset>
           </wp:positionV>
-          <wp:extent cx="7665720" cy="1319530"/>
-          <wp:effectExtent l="0" t="0" r="0" b="0"/>
+          <wp:extent cx="7559040" cy="998855"/>
+          <wp:effectExtent l="0" t="0" r="3810" b="0"/>
           <wp:wrapSquare wrapText="bothSides"/>
-          <wp:docPr id="991781172" name="Imagen 1"/>
+          <wp:docPr id="1502211339" name="Imagen 1"/>
           <wp:cNvGraphicFramePr>
             <a:graphicFrameLocks xmlns:a="http://schemas.openxmlformats.org/drawingml/2006/main" noChangeAspect="1"/>
           </wp:cNvGraphicFramePr>
@@ -2207,7 +2122,7 @@
                     <a:picLocks noChangeAspect="1" noChangeArrowheads="1"/>
                   </pic:cNvPicPr>
                 </pic:nvPicPr>
-                <pic:blipFill rotWithShape="1">
+                <pic:blipFill>
                   <a:blip r:embed="rId1">
                     <a:extLst>
                       <a:ext uri="{28A0092B-C50C-407E-A947-70E740481C1C}">
@@ -2215,7 +2130,7 @@
                       </a:ext>
                     </a:extLst>
                   </a:blip>
-                  <a:srcRect b="41063"/>
+                  <a:srcRect/>
                   <a:stretch>
                     <a:fillRect/>
                   </a:stretch>
@@ -2223,7 +2138,7 @@
                 <pic:spPr bwMode="auto">
                   <a:xfrm>
                     <a:off x="0" y="0"/>
-                    <a:ext cx="7694721" cy="1324680"/>
+                    <a:ext cx="7559040" cy="998855"/>
                   </a:xfrm>
                   <a:prstGeom prst="rect">
                     <a:avLst/>
@@ -2232,11 +2147,6 @@
                   <a:ln>
                     <a:noFill/>
                   </a:ln>
-                  <a:extLst>
-                    <a:ext uri="{53640926-AAD7-44D8-BBD7-CCE9431645EC}">
-                      <a14:shadowObscured xmlns:a14="http://schemas.microsoft.com/office/drawing/2010/main"/>
-                    </a:ext>
-                  </a:extLst>
                 </pic:spPr>
               </pic:pic>
             </a:graphicData>
